--- a/testakten/sozialrecht-pflegegrad-demenz-nachtwache-trier/04_pflegekasse_ablehnung_2026-06-17.docx
+++ b/testakten/sozialrecht-pflegegrad-demenz-nachtwache-trier/04_pflegekasse_ablehnung_2026-06-17.docx
@@ -4,27 +4,36 @@
   <w:body>
     <w:p>
       <w:pPr>
-        <w:jc w:val="right"/>
+        <w:spacing w:after="120" w:line="259" w:lineRule="auto"/>
+        <w:jc w:val="left"/>
       </w:pPr>
       <w:r>
         <w:rPr>
           <w:rFonts w:ascii="Times New Roman" w:hAnsi="Times New Roman"/>
-          <w:i/>
-          <w:sz w:val="18"/>
+          <w:b w:val="0"/>
+          <w:i w:val="0"/>
+          <w:sz w:val="22"/>
         </w:rPr>
-        <w:t>Kanzlei Lindenhof und Partner mbB | Aktenzeichen intern 2026-</w:t>
+        <w:t>Kanzlei Ahlers und Brinkmann | Aktenzeichen intern 2026-SOZ-2845</w:t>
       </w:r>
     </w:p>
     <w:p>
       <w:pPr>
         <w:pStyle w:val="Heading1"/>
+        <w:spacing w:before="120" w:after="60" w:line="259" w:lineRule="auto"/>
       </w:pPr>
       <w:r>
+        <w:rPr>
+          <w:rFonts w:ascii="Times New Roman" w:hAnsi="Times New Roman"/>
+          <w:b/>
+          <w:sz w:val="22"/>
+        </w:rPr>
         <w:t>Bescheid der Pflegekasse</w:t>
       </w:r>
     </w:p>
     <w:p>
       <w:pPr>
+        <w:spacing w:line="259" w:lineRule="auto" w:after="60"/>
         <w:jc w:val="both"/>
       </w:pPr>
       <w:r>
@@ -33,6 +42,7 @@
     </w:p>
     <w:p>
       <w:pPr>
+        <w:spacing w:line="259" w:lineRule="auto" w:after="60"/>
         <w:jc w:val="both"/>
       </w:pPr>
       <w:r>
@@ -40,13 +50,58 @@
       </w:r>
     </w:p>
     <w:sectPr>
+      <w:headerReference w:type="default" r:id="rId9"/>
+      <w:footerReference w:type="default" r:id="rId10"/>
       <w:pgSz w:w="12240" w:h="15840"/>
-      <w:pgMar w:top="1134" w:right="1247" w:bottom="1134" w:left="1247" w:header="720" w:footer="720" w:gutter="0"/>
+      <w:pgMar w:top="1191" w:right="1247" w:bottom="1134" w:left="1361" w:header="720" w:footer="720" w:gutter="0"/>
       <w:cols w:space="720"/>
       <w:docGrid w:linePitch="360"/>
     </w:sectPr>
   </w:body>
 </w:document>
+</file>
+
+<file path=word/footer1.xml><?xml version="1.0" encoding="utf-8"?>
+<w:ftr xmlns:m="http://schemas.openxmlformats.org/officeDocument/2006/math" xmlns:mc="http://schemas.openxmlformats.org/markup-compatibility/2006" xmlns:mo="http://schemas.microsoft.com/office/mac/office/2008/main" xmlns:mv="urn:schemas-microsoft-com:mac:vml" xmlns:o="urn:schemas-microsoft-com:office:office" xmlns:r="http://schemas.openxmlformats.org/officeDocument/2006/relationships" xmlns:v="urn:schemas-microsoft-com:vml" xmlns:w10="urn:schemas-microsoft-com:office:word" xmlns:w14="http://schemas.microsoft.com/office/word/2010/wordml" xmlns:w="http://schemas.openxmlformats.org/wordprocessingml/2006/main" xmlns:wne="http://schemas.microsoft.com/office/word/2006/wordml" xmlns:wp14="http://schemas.microsoft.com/office/word/2010/wordprocessingDrawing" xmlns:wp="http://schemas.openxmlformats.org/drawingml/2006/wordprocessingDrawing" xmlns:wpc="http://schemas.microsoft.com/office/word/2010/wordprocessingCanvas" xmlns:wpg="http://schemas.microsoft.com/office/word/2010/wordprocessingGroup" xmlns:wpi="http://schemas.microsoft.com/office/word/2010/wordprocessingInk" xmlns:wps="http://schemas.microsoft.com/office/word/2010/wordprocessingShape" mc:Ignorable="w14 wp14">
+  <w:p>
+    <w:pPr>
+      <w:pStyle w:val="Footer"/>
+      <w:jc w:val="left"/>
+    </w:pPr>
+    <w:r/>
+    <w:r>
+      <w:rPr>
+        <w:rFonts w:ascii="Times New Roman" w:hAnsi="Times New Roman"/>
+        <w:b w:val="0"/>
+        <w:color w:val="777777"/>
+        <w:sz w:val="17"/>
+      </w:rPr>
+      <w:t>Vertraulich | Bearbeitungsstand Juli 2026 | nur zur Aktenbearbeitung</w:t>
+    </w:r>
+  </w:p>
+</w:ftr>
+</file>
+
+<file path=word/header1.xml><?xml version="1.0" encoding="utf-8"?>
+<w:hdr xmlns:m="http://schemas.openxmlformats.org/officeDocument/2006/math" xmlns:mc="http://schemas.openxmlformats.org/markup-compatibility/2006" xmlns:mo="http://schemas.microsoft.com/office/mac/office/2008/main" xmlns:mv="urn:schemas-microsoft-com:mac:vml" xmlns:o="urn:schemas-microsoft-com:office:office" xmlns:r="http://schemas.openxmlformats.org/officeDocument/2006/relationships" xmlns:v="urn:schemas-microsoft-com:vml" xmlns:w10="urn:schemas-microsoft-com:office:word" xmlns:w14="http://schemas.microsoft.com/office/word/2010/wordml" xmlns:w="http://schemas.openxmlformats.org/wordprocessingml/2006/main" xmlns:wne="http://schemas.microsoft.com/office/word/2006/wordml" xmlns:wp14="http://schemas.microsoft.com/office/word/2010/wordprocessingDrawing" xmlns:wp="http://schemas.openxmlformats.org/drawingml/2006/wordprocessingDrawing" xmlns:wpc="http://schemas.microsoft.com/office/word/2010/wordprocessingCanvas" xmlns:wpg="http://schemas.microsoft.com/office/word/2010/wordprocessingGroup" xmlns:wpi="http://schemas.microsoft.com/office/word/2010/wordprocessingInk" xmlns:wps="http://schemas.microsoft.com/office/word/2010/wordprocessingShape" mc:Ignorable="w14 wp14">
+  <w:p>
+    <w:pPr>
+      <w:pStyle w:val="Header"/>
+      <w:jc w:val="left"/>
+    </w:pPr>
+    <w:r/>
+    <w:r>
+      <w:rPr>
+        <w:rFonts w:ascii="Times New Roman" w:hAnsi="Times New Roman"/>
+        <w:b w:val="0"/>
+        <w:i w:val="0"/>
+        <w:color w:val="666666"/>
+        <w:sz w:val="17"/>
+      </w:rPr>
+      <w:t>Kanzlei Ahlers und Brinkmann | Sozialrechtliche Leistungsakte | Bearbeitungsstand Juli 2026</w:t>
+    </w:r>
+  </w:p>
+</w:hdr>
 </file>
 
 <file path=word/numbering.xml><?xml version="1.0" encoding="utf-8"?>
@@ -476,7 +531,7 @@
       <w:outlineLvl w:val="0"/>
     </w:pPr>
     <w:rPr>
-      <w:rFonts w:asciiTheme="majorHAnsi" w:eastAsiaTheme="majorEastAsia" w:hAnsiTheme="majorHAnsi" w:cstheme="majorBidi"/>
+      <w:rFonts w:asciiTheme="majorHAnsi" w:eastAsiaTheme="majorEastAsia" w:hAnsiTheme="majorHAnsi" w:cstheme="majorBidi" w:ascii="Times New Roman" w:hAnsi="Times New Roman"/>
       <w:b/>
       <w:bCs/>
       <w:color w:val="365F91" w:themeColor="accent1" w:themeShade="BF"/>
@@ -500,11 +555,11 @@
       <w:outlineLvl w:val="1"/>
     </w:pPr>
     <w:rPr>
-      <w:rFonts w:asciiTheme="majorHAnsi" w:eastAsiaTheme="majorEastAsia" w:hAnsiTheme="majorHAnsi" w:cstheme="majorBidi"/>
+      <w:rFonts w:asciiTheme="majorHAnsi" w:eastAsiaTheme="majorEastAsia" w:hAnsiTheme="majorHAnsi" w:cstheme="majorBidi" w:ascii="Times New Roman" w:hAnsi="Times New Roman"/>
       <w:b/>
       <w:bCs/>
       <w:color w:val="4F81BD" w:themeColor="accent1"/>
-      <w:sz w:val="26"/>
+      <w:sz w:val="24"/>
       <w:szCs w:val="26"/>
     </w:rPr>
   </w:style>
@@ -765,11 +820,12 @@
       <w:contextualSpacing/>
     </w:pPr>
     <w:rPr>
-      <w:rFonts w:asciiTheme="majorHAnsi" w:eastAsiaTheme="majorEastAsia" w:hAnsiTheme="majorHAnsi" w:cstheme="majorBidi"/>
+      <w:rFonts w:asciiTheme="majorHAnsi" w:eastAsiaTheme="majorEastAsia" w:hAnsiTheme="majorHAnsi" w:cstheme="majorBidi" w:ascii="Times New Roman" w:hAnsi="Times New Roman"/>
+      <w:b/>
       <w:color w:val="17365D" w:themeColor="text2" w:themeShade="BF"/>
       <w:spacing w:val="5"/>
       <w:kern w:val="28"/>
-      <w:sz w:val="52"/>
+      <w:sz w:val="30"/>
       <w:szCs w:val="52"/>
     </w:rPr>
   </w:style>

--- a/testakten/sozialrecht-pflegegrad-demenz-nachtwache-trier/04_pflegekasse_ablehnung_2026-06-17.docx
+++ b/testakten/sozialrecht-pflegegrad-demenz-nachtwache-trier/04_pflegekasse_ablehnung_2026-06-17.docx
@@ -4,56 +4,366 @@
   <w:body>
     <w:p>
       <w:pPr>
-        <w:spacing w:after="120" w:line="259" w:lineRule="auto"/>
-        <w:jc w:val="left"/>
+        <w:spacing w:after="180"/>
       </w:pPr>
       <w:r>
         <w:rPr>
-          <w:rFonts w:ascii="Times New Roman" w:hAnsi="Times New Roman"/>
+          <w:rFonts w:ascii="Arial" w:hAnsi="Arial" w:eastAsia="Arial"/>
+          <w:b/>
+          <w:color w:val="5C6569"/>
+          <w:sz w:val="16"/>
+        </w:rPr>
+        <w:t>BESCHEID</w:t>
+      </w:r>
+    </w:p>
+    <w:p>
+      <w:pPr>
+        <w:spacing w:after="100"/>
+      </w:pPr>
+      <w:r>
+        <w:rPr>
+          <w:rFonts w:ascii="Arial" w:hAnsi="Arial" w:eastAsia="Arial"/>
           <w:b w:val="0"/>
-          <w:i w:val="0"/>
-          <w:sz w:val="22"/>
+          <w:color w:val="5C6569"/>
+          <w:sz w:val="14"/>
         </w:rPr>
-        <w:t>Kanzlei Ahlers und Brinkmann | Aktenzeichen intern 2026-SOZ-2845</w:t>
+        <w:t>Knappschaft-Mosel Pflegekasse · Knappschaft-Mosel Pflegekasse · Metternichstraße 7 · 54292 Trier</w:t>
+      </w:r>
+    </w:p>
+    <w:p>
+      <w:pPr>
+        <w:spacing w:after="0"/>
+      </w:pPr>
+      <w:r>
+        <w:rPr>
+          <w:rFonts w:ascii="Arial" w:hAnsi="Arial" w:eastAsia="Arial"/>
+          <w:b w:val="0"/>
+          <w:sz w:val="18"/>
+        </w:rPr>
+        <w:t>Herrn Anton Birk</w:t>
+      </w:r>
+    </w:p>
+    <w:p>
+      <w:pPr>
+        <w:spacing w:after="0"/>
+      </w:pPr>
+      <w:r>
+        <w:rPr>
+          <w:rFonts w:ascii="Arial" w:hAnsi="Arial" w:eastAsia="Arial"/>
+          <w:b w:val="0"/>
+          <w:sz w:val="18"/>
+        </w:rPr>
+        <w:t>Eurener Straße 204</w:t>
+      </w:r>
+    </w:p>
+    <w:p>
+      <w:pPr>
+        <w:spacing w:after="0"/>
+      </w:pPr>
+      <w:r>
+        <w:rPr>
+          <w:rFonts w:ascii="Arial" w:hAnsi="Arial" w:eastAsia="Arial"/>
+          <w:b w:val="0"/>
+          <w:sz w:val="18"/>
+        </w:rPr>
+        <w:t>54294 Trier</w:t>
+      </w:r>
+    </w:p>
+    <w:p>
+      <w:pPr>
+        <w:spacing w:after="0"/>
+      </w:pPr>
+      <w:r>
+        <w:rPr>
+          <w:rFonts w:ascii="Arial" w:hAnsi="Arial" w:eastAsia="Arial"/>
+          <w:b w:val="0"/>
+          <w:sz w:val="18"/>
+        </w:rPr>
+        <w:t>zu Händen Frau Mara Birk</w:t>
+      </w:r>
+    </w:p>
+    <w:p/>
+    <w:tbl>
+      <w:tblPr>
+        <w:tblW w:type="auto" w:w="0"/>
+        <w:jc w:val="right"/>
+        <w:tblLayout w:type="fixed"/>
+        <w:tblLook w:firstColumn="1" w:firstRow="1" w:lastColumn="0" w:lastRow="0" w:noHBand="0" w:noVBand="1" w:val="04A0"/>
+      </w:tblPr>
+      <w:tblGrid>
+        <w:gridCol w:w="4720"/>
+        <w:gridCol w:w="4720"/>
+      </w:tblGrid>
+      <w:tr>
+        <w:tc>
+          <w:tcPr>
+            <w:tcW w:type="dxa" w:w="1757"/>
+          </w:tcPr>
+          <w:p>
+            <w:r>
+              <w:rPr>
+                <w:rFonts w:ascii="Arial" w:hAnsi="Arial" w:eastAsia="Arial"/>
+                <w:b/>
+                <w:color w:val="5C6569"/>
+                <w:sz w:val="16"/>
+              </w:rPr>
+              <w:t>Datum</w:t>
+            </w:r>
+          </w:p>
+        </w:tc>
+        <w:tc>
+          <w:tcPr>
+            <w:tcW w:type="dxa" w:w="2948"/>
+          </w:tcPr>
+          <w:p>
+            <w:r>
+              <w:rPr>
+                <w:rFonts w:ascii="Arial" w:hAnsi="Arial" w:eastAsia="Arial"/>
+                <w:b w:val="0"/>
+                <w:sz w:val="16"/>
+              </w:rPr>
+              <w:t>17. Juni 2026</w:t>
+            </w:r>
+          </w:p>
+        </w:tc>
+      </w:tr>
+      <w:tr>
+        <w:tc>
+          <w:tcPr>
+            <w:tcW w:type="dxa" w:w="1757"/>
+          </w:tcPr>
+          <w:p>
+            <w:r>
+              <w:rPr>
+                <w:rFonts w:ascii="Arial" w:hAnsi="Arial" w:eastAsia="Arial"/>
+                <w:b/>
+                <w:color w:val="5C6569"/>
+                <w:sz w:val="16"/>
+              </w:rPr>
+              <w:t>Aktenzeichen</w:t>
+            </w:r>
+          </w:p>
+        </w:tc>
+        <w:tc>
+          <w:tcPr>
+            <w:tcW w:type="dxa" w:w="2948"/>
+          </w:tcPr>
+          <w:p>
+            <w:r>
+              <w:rPr>
+                <w:rFonts w:ascii="Arial" w:hAnsi="Arial" w:eastAsia="Arial"/>
+                <w:b w:val="0"/>
+                <w:sz w:val="16"/>
+              </w:rPr>
+              <w:t>KM-PG-2026-7714 · KM-441-882-19</w:t>
+            </w:r>
+          </w:p>
+        </w:tc>
+      </w:tr>
+      <w:tr>
+        <w:tc>
+          <w:tcPr>
+            <w:tcW w:type="dxa" w:w="1757"/>
+          </w:tcPr>
+          <w:p>
+            <w:r>
+              <w:rPr>
+                <w:rFonts w:ascii="Arial" w:hAnsi="Arial" w:eastAsia="Arial"/>
+                <w:b/>
+                <w:color w:val="5C6569"/>
+                <w:sz w:val="16"/>
+              </w:rPr>
+              <w:t>Bearbeitung</w:t>
+            </w:r>
+          </w:p>
+        </w:tc>
+        <w:tc>
+          <w:tcPr>
+            <w:tcW w:type="dxa" w:w="2948"/>
+          </w:tcPr>
+          <w:p>
+            <w:r>
+              <w:rPr>
+                <w:rFonts w:ascii="Arial" w:hAnsi="Arial" w:eastAsia="Arial"/>
+                <w:b w:val="0"/>
+                <w:sz w:val="16"/>
+              </w:rPr>
+              <w:t>Tanja Clemens</w:t>
+            </w:r>
+          </w:p>
+        </w:tc>
+      </w:tr>
+    </w:tbl>
+    <w:p/>
+    <w:p>
+      <w:pPr>
+        <w:pStyle w:val="Title"/>
+      </w:pPr>
+      <w:r>
+        <w:rPr>
+          <w:rFonts w:ascii="Arial" w:hAnsi="Arial" w:eastAsia="Arial"/>
+          <w:b/>
+          <w:color w:val="173941"/>
+          <w:sz w:val="34"/>
+        </w:rPr>
+        <w:t>Ihr Antrag auf Höherstufung des Pflegegrads</w:t>
+      </w:r>
+    </w:p>
+    <w:p>
+      <w:pPr>
+        <w:jc w:val="both"/>
+      </w:pPr>
+      <w:r>
+        <w:rPr>
+          <w:rFonts w:ascii="Arial" w:hAnsi="Arial" w:eastAsia="Arial"/>
+          <w:b w:val="0"/>
+          <w:sz w:val="21"/>
+        </w:rPr>
+        <w:t>Sehr geehrter Herr Birk,</w:t>
       </w:r>
     </w:p>
     <w:p>
       <w:pPr>
         <w:pStyle w:val="Heading1"/>
-        <w:spacing w:before="120" w:after="60" w:line="259" w:lineRule="auto"/>
       </w:pPr>
       <w:r>
-        <w:rPr>
-          <w:rFonts w:ascii="Times New Roman" w:hAnsi="Times New Roman"/>
-          <w:b/>
-          <w:sz w:val="22"/>
-        </w:rPr>
-        <w:t>Bescheid der Pflegekasse</w:t>
+        <w:t>1. Entscheidung</w:t>
       </w:r>
     </w:p>
     <w:p>
       <w:pPr>
-        <w:spacing w:line="259" w:lineRule="auto" w:after="60"/>
         <w:jc w:val="both"/>
       </w:pPr>
       <w:r>
-        <w:t>Die Pflegekasse lehnt die Höherstufung ab. Nach dem Gutachten liege der Schwerpunkt bei hauswirtschaftlicher Unterstützung, nicht bei einer erheblichen Einschränkung der Selbstständigkeit.</w:t>
+        <w:rPr>
+          <w:rFonts w:ascii="Arial" w:hAnsi="Arial" w:eastAsia="Arial"/>
+          <w:b w:val="0"/>
+          <w:sz w:val="21"/>
+        </w:rPr>
+        <w:t>Der Antrag vom 18. Mai 2026 auf Höherstufung wird abgelehnt. Es verbleibt bei Pflegegrad 2. Leistungen aus dem bisherigen Pflegegrad werden unverändert weitergezahlt.</w:t>
       </w:r>
     </w:p>
     <w:p>
       <w:pPr>
-        <w:spacing w:line="259" w:lineRule="auto" w:after="60"/>
+        <w:pStyle w:val="Heading1"/>
+      </w:pPr>
+      <w:r>
+        <w:t>2. Begründung</w:t>
+      </w:r>
+    </w:p>
+    <w:p>
+      <w:pPr>
         <w:jc w:val="both"/>
       </w:pPr>
       <w:r>
-        <w:t>Der Bescheid enthält eine Rechtsbehelfsbelehrung und verweist auf Widerspruch binnen eines Monats nach Bekanntgabe.</w:t>
+        <w:rPr>
+          <w:rFonts w:ascii="Arial" w:hAnsi="Arial" w:eastAsia="Arial"/>
+          <w:b w:val="0"/>
+          <w:sz w:val="21"/>
+        </w:rPr>
+        <w:t>Der Medizinische Dienst hat Sie am 10. Juni 2026 persönlich begutachtet und einen gewichteten Gesamtpunktwert von 43,75 Punkten ermittelt. Für Pflegegrad 3 wäre ein höherer Punktwert erforderlich. Nach dem Gutachten liegt der Schwerpunkt des Hilfebedarfs weiterhin bei Anleitung, hauswirtschaftlicher Unterstützung und einzelnen Sicherheitsmaßnahmen.</w:t>
+      </w:r>
+    </w:p>
+    <w:p>
+      <w:pPr>
+        <w:jc w:val="both"/>
+      </w:pPr>
+      <w:r>
+        <w:rPr>
+          <w:rFonts w:ascii="Arial" w:hAnsi="Arial" w:eastAsia="Arial"/>
+          <w:b w:val="0"/>
+          <w:sz w:val="21"/>
+        </w:rPr>
+        <w:t>Die von Ihrer Tochter geschilderten nächtlichen Ereignisse wurden im Gutachten erwähnt, konnten beim Hausbesuch aber nicht beobachtet werden. Eine gesonderte Kostenübernahme für die privat beauftragte Nachtbereitschaft ist im Rahmen dieses Bescheids nicht bewilligt. Über technische Hilfen kann nach Vorlage konkreter Angebote gesondert entschieden werden.</w:t>
+      </w:r>
+    </w:p>
+    <w:p>
+      <w:pPr>
+        <w:pStyle w:val="Heading1"/>
+      </w:pPr>
+      <w:r>
+        <w:t>3. Unterlagen</w:t>
+      </w:r>
+    </w:p>
+    <w:p>
+      <w:pPr>
+        <w:jc w:val="both"/>
+      </w:pPr>
+      <w:r>
+        <w:rPr>
+          <w:rFonts w:ascii="Arial" w:hAnsi="Arial" w:eastAsia="Arial"/>
+          <w:b w:val="0"/>
+          <w:sz w:val="21"/>
+        </w:rPr>
+        <w:t>Das Gutachten des Medizinischen Dienstes ist beigefügt. Falls Sie weitere Pflegeberichte, ärztliche Unterlagen oder eine fortlaufende Dokumentation einreichen, werden diese im Widerspruchsverfahren geprüft.</w:t>
+      </w:r>
+    </w:p>
+    <w:p>
+      <w:pPr>
+        <w:pStyle w:val="Heading1"/>
+      </w:pPr>
+      <w:r>
+        <w:t>4. Rechtsbehelf</w:t>
+      </w:r>
+    </w:p>
+    <w:p>
+      <w:pPr>
+        <w:jc w:val="both"/>
+      </w:pPr>
+      <w:r>
+        <w:rPr>
+          <w:rFonts w:ascii="Arial" w:hAnsi="Arial" w:eastAsia="Arial"/>
+          <w:b w:val="0"/>
+          <w:sz w:val="21"/>
+        </w:rPr>
+        <w:t>Gegen diesen Bescheid kann innerhalb eines Monats nach Bekanntgabe Widerspruch erhoben werden. Der Widerspruch kann schriftlich oder zur Niederschrift bei der Knappschaft-Mosel Pflegekasse eingelegt werden.</w:t>
+      </w:r>
+    </w:p>
+    <w:p>
+      <w:pPr>
+        <w:jc w:val="both"/>
+      </w:pPr>
+      <w:r>
+        <w:rPr>
+          <w:rFonts w:ascii="Arial" w:hAnsi="Arial" w:eastAsia="Arial"/>
+          <w:b w:val="0"/>
+          <w:sz w:val="21"/>
+        </w:rPr>
+        <w:t>Mit freundlichen Grüßen</w:t>
+      </w:r>
+    </w:p>
+    <w:p>
+      <w:pPr>
+        <w:spacing w:before="280"/>
+      </w:pPr>
+      <w:r>
+        <w:rPr>
+          <w:rFonts w:ascii="Arial" w:hAnsi="Arial" w:eastAsia="Arial"/>
+          <w:b/>
+          <w:sz w:val="21"/>
+        </w:rPr>
+        <w:t>Tanja Clemens</w:t>
+      </w:r>
+    </w:p>
+    <w:p>
+      <w:pPr>
+        <w:spacing w:after="0"/>
+      </w:pPr>
+      <w:r>
+        <w:rPr>
+          <w:rFonts w:ascii="Arial" w:hAnsi="Arial" w:eastAsia="Arial"/>
+          <w:b w:val="0"/>
+          <w:color w:val="5C6569"/>
+          <w:sz w:val="18"/>
+        </w:rPr>
+        <w:t>Sachbearbeiterin Pflegeleistungen · gültig ohne Unterschrift</w:t>
       </w:r>
     </w:p>
     <w:sectPr>
       <w:headerReference w:type="default" r:id="rId9"/>
       <w:footerReference w:type="default" r:id="rId10"/>
-      <w:pgSz w:w="12240" w:h="15840"/>
-      <w:pgMar w:top="1191" w:right="1247" w:bottom="1134" w:left="1361" w:header="720" w:footer="720" w:gutter="0"/>
+      <w:pgSz w:w="11906" w:h="16838"/>
+      <w:pgMar w:top="1247" w:right="1134" w:bottom="1134" w:left="1332" w:header="454" w:footer="454" w:gutter="0"/>
       <w:cols w:space="720"/>
       <w:docGrid w:linePitch="360"/>
     </w:sectPr>
@@ -66,19 +376,68 @@
   <w:p>
     <w:pPr>
       <w:pStyle w:val="Footer"/>
-      <w:jc w:val="left"/>
-    </w:pPr>
-    <w:r/>
-    <w:r>
-      <w:rPr>
-        <w:rFonts w:ascii="Times New Roman" w:hAnsi="Times New Roman"/>
-        <w:b w:val="0"/>
-        <w:color w:val="777777"/>
-        <w:sz w:val="17"/>
-      </w:rPr>
-      <w:t>Vertraulich | Bearbeitungsstand Juli 2026 | nur zur Aktenbearbeitung</w:t>
-    </w:r>
+    </w:pPr>
   </w:p>
+  <w:tbl>
+    <w:tblPr>
+      <w:tblW w:type="auto" w:w="0"/>
+      <w:jc w:val="center"/>
+      <w:tblLayout w:type="fixed"/>
+      <w:tblLook w:firstColumn="1" w:firstRow="1" w:lastColumn="0" w:lastRow="0" w:noHBand="0" w:noVBand="1" w:val="04A0"/>
+    </w:tblPr>
+    <w:tblGrid>
+      <w:gridCol w:w="7257"/>
+      <w:gridCol w:w="2154"/>
+    </w:tblGrid>
+    <w:tr>
+      <w:tc>
+        <w:tcPr>
+          <w:tcW w:type="dxa" w:w="7257"/>
+        </w:tcPr>
+        <w:p>
+          <w:r>
+            <w:rPr>
+              <w:rFonts w:ascii="Arial" w:hAnsi="Arial" w:eastAsia="Arial"/>
+              <w:b w:val="0"/>
+              <w:color w:val="5C6569"/>
+              <w:sz w:val="14"/>
+            </w:rPr>
+            <w:t>Bescheid KM-PG-2026-7714 · Anton Birk</w:t>
+          </w:r>
+        </w:p>
+      </w:tc>
+      <w:tc>
+        <w:tcPr>
+          <w:tcW w:type="dxa" w:w="2154"/>
+        </w:tcPr>
+        <w:p>
+          <w:pPr>
+            <w:jc w:val="right"/>
+          </w:pPr>
+          <w:r>
+            <w:rPr>
+              <w:rFonts w:ascii="Arial" w:hAnsi="Arial" w:eastAsia="Arial"/>
+              <w:b w:val="0"/>
+              <w:color w:val="5C6569"/>
+              <w:sz w:val="14"/>
+            </w:rPr>
+            <w:t xml:space="preserve">Seite </w:t>
+          </w:r>
+          <w:r>
+            <w:rPr>
+              <w:rFonts w:ascii="Arial" w:hAnsi="Arial" w:eastAsia="Arial"/>
+              <w:b w:val="0"/>
+              <w:color w:val="5C6569"/>
+              <w:sz w:val="14"/>
+            </w:rPr>
+            <w:fldChar w:fldCharType="begin"/>
+            <w:instrText xml:space="preserve">PAGE</w:instrText>
+            <w:fldChar w:fldCharType="end"/>
+          </w:r>
+        </w:p>
+      </w:tc>
+    </w:tr>
+  </w:tbl>
 </w:ftr>
 </file>
 
@@ -87,18 +446,58 @@
   <w:p>
     <w:pPr>
       <w:pStyle w:val="Header"/>
-      <w:jc w:val="left"/>
-    </w:pPr>
-    <w:r/>
+      <w:spacing w:after="20"/>
+    </w:pPr>
     <w:r>
       <w:rPr>
-        <w:rFonts w:ascii="Times New Roman" w:hAnsi="Times New Roman"/>
+        <w:rFonts w:ascii="Arial" w:hAnsi="Arial" w:eastAsia="Arial"/>
+        <w:b/>
+        <w:color w:val="173941"/>
+        <w:sz w:val="19"/>
+      </w:rPr>
+      <w:t>Knappschaft-Mosel Pflegekasse</w:t>
+    </w:r>
+  </w:p>
+  <w:p>
+    <w:pPr>
+      <w:spacing w:after="0"/>
+    </w:pPr>
+    <w:r>
+      <w:rPr>
+        <w:rFonts w:ascii="Arial" w:hAnsi="Arial" w:eastAsia="Arial"/>
         <w:b w:val="0"/>
-        <w:i w:val="0"/>
-        <w:color w:val="666666"/>
-        <w:sz w:val="17"/>
-      </w:rPr>
-      <w:t>Kanzlei Ahlers und Brinkmann | Sozialrechtliche Leistungsakte | Bearbeitungsstand Juli 2026</w:t>
+        <w:color w:val="5C6569"/>
+        <w:sz w:val="14"/>
+      </w:rPr>
+      <w:t>Knappschaft-Mosel Pflegekasse · Metternichstraße 7 · 54292 Trier</w:t>
+    </w:r>
+  </w:p>
+  <w:p>
+    <w:pPr>
+      <w:spacing w:after="0"/>
+    </w:pPr>
+    <w:r>
+      <w:rPr>
+        <w:rFonts w:ascii="Arial" w:hAnsi="Arial" w:eastAsia="Arial"/>
+        <w:b w:val="0"/>
+        <w:color w:val="5C6569"/>
+        <w:sz w:val="14"/>
+      </w:rPr>
+      <w:t>Telefon 0651 9704-0 · Telefax 0651 9704-299 · pflege@knappschaft-mosel.example</w:t>
+    </w:r>
+  </w:p>
+  <w:p>
+    <w:pPr>
+      <w:spacing w:after="0"/>
+    </w:pPr>
+    <w:r>
+      <w:rPr>
+        <w:rFonts w:ascii="Arial" w:hAnsi="Arial" w:eastAsia="Arial"/>
+        <w:b w:val="0"/>
+        <w:color w:val="5C6569"/>
+        <w:sz w:val="14"/>
+      </w:rPr>
+      <w:t>IK 109501882 · Team Pflegeleistungen 4</w:t>
     </w:r>
   </w:p>
 </w:hdr>
@@ -467,9 +866,13 @@
     <w:name w:val="Normal"/>
     <w:qFormat/>
     <w:rsid w:val="00FC693F"/>
+    <w:pPr>
+      <w:spacing w:after="120" w:line="259" w:lineRule="auto"/>
+      <w:widowControl/>
+    </w:pPr>
     <w:rPr>
-      <w:rFonts w:ascii="Times New Roman" w:hAnsi="Times New Roman"/>
-      <w:sz w:val="22"/>
+      <w:rFonts w:ascii="Arial" w:hAnsi="Arial"/>
+      <w:sz w:val="21"/>
     </w:rPr>
   </w:style>
   <w:style w:type="paragraph" w:styleId="Header">
@@ -527,15 +930,15 @@
     <w:pPr>
       <w:keepNext/>
       <w:keepLines/>
-      <w:spacing w:before="480" w:after="0"/>
+      <w:spacing w:before="200" w:after="120"/>
       <w:outlineLvl w:val="0"/>
     </w:pPr>
     <w:rPr>
-      <w:rFonts w:asciiTheme="majorHAnsi" w:eastAsiaTheme="majorEastAsia" w:hAnsiTheme="majorHAnsi" w:cstheme="majorBidi" w:ascii="Times New Roman" w:hAnsi="Times New Roman"/>
+      <w:rFonts w:asciiTheme="majorHAnsi" w:eastAsiaTheme="majorEastAsia" w:hAnsiTheme="majorHAnsi" w:cstheme="majorBidi" w:ascii="Arial" w:hAnsi="Arial"/>
       <w:b/>
       <w:bCs/>
-      <w:color w:val="365F91" w:themeColor="accent1" w:themeShade="BF"/>
-      <w:sz w:val="28"/>
+      <w:color w:val="173941"/>
+      <w:sz w:val="26"/>
       <w:szCs w:val="28"/>
     </w:rPr>
   </w:style>
@@ -551,15 +954,15 @@
     <w:pPr>
       <w:keepNext/>
       <w:keepLines/>
-      <w:spacing w:before="200" w:after="0"/>
+      <w:spacing w:before="200" w:after="120"/>
       <w:outlineLvl w:val="1"/>
     </w:pPr>
     <w:rPr>
-      <w:rFonts w:asciiTheme="majorHAnsi" w:eastAsiaTheme="majorEastAsia" w:hAnsiTheme="majorHAnsi" w:cstheme="majorBidi" w:ascii="Times New Roman" w:hAnsi="Times New Roman"/>
+      <w:rFonts w:asciiTheme="majorHAnsi" w:eastAsiaTheme="majorEastAsia" w:hAnsiTheme="majorHAnsi" w:cstheme="majorBidi" w:ascii="Arial" w:hAnsi="Arial"/>
       <w:b/>
       <w:bCs/>
-      <w:color w:val="4F81BD" w:themeColor="accent1"/>
-      <w:sz w:val="24"/>
+      <w:color w:val="173941"/>
+      <w:sz w:val="22"/>
       <w:szCs w:val="26"/>
     </w:rPr>
   </w:style>
@@ -813,19 +1216,20 @@
     <w:qFormat/>
     <w:rsid w:val="00FC693F"/>
     <w:pPr>
+      <w:keepNext/>
       <w:pBdr>
         <w:bottom w:val="single" w:sz="8" w:space="4" w:color="4F81BD" w:themeColor="accent1"/>
       </w:pBdr>
-      <w:spacing w:after="300" w:line="240" w:lineRule="auto"/>
+      <w:spacing w:after="120" w:line="240" w:lineRule="auto" w:before="0"/>
       <w:contextualSpacing/>
     </w:pPr>
     <w:rPr>
-      <w:rFonts w:asciiTheme="majorHAnsi" w:eastAsiaTheme="majorEastAsia" w:hAnsiTheme="majorHAnsi" w:cstheme="majorBidi" w:ascii="Times New Roman" w:hAnsi="Times New Roman"/>
+      <w:rFonts w:asciiTheme="majorHAnsi" w:eastAsiaTheme="majorEastAsia" w:hAnsiTheme="majorHAnsi" w:cstheme="majorBidi" w:ascii="Arial" w:hAnsi="Arial"/>
       <w:b/>
-      <w:color w:val="17365D" w:themeColor="text2" w:themeShade="BF"/>
+      <w:color w:val="173941"/>
       <w:spacing w:val="5"/>
       <w:kern w:val="28"/>
-      <w:sz w:val="30"/>
+      <w:sz w:val="36"/>
       <w:szCs w:val="52"/>
     </w:rPr>
   </w:style>
